--- a/FIPS-140/CSW-FIPS-Reference-Design.docx
+++ b/FIPS-140/CSW-FIPS-Reference-Design.docx
@@ -28,7 +28,7 @@
         </w:p>
       </w:sdtContent>
     </w:sdt>
-    <w:bookmarkStart w:id="36" w:name="X02f2eb0f2b9efe30bcd1d9f5f36d9395787c697"/>
+    <w:bookmarkStart w:id="37" w:name="X02f2eb0f2b9efe30bcd1d9f5f36d9395787c697"/>
     <w:p>
       <w:pPr>
         <w:pStyle w:val="Heading1"/>
@@ -37,13 +37,13 @@
         <w:t xml:space="preserve">Cisco Secure Workload — FIPS 140-2/3 Compliance Framework</w:t>
       </w:r>
     </w:p>
-    <w:bookmarkStart w:id="9" w:name="X7d41be2e70035defcfa7ea8567d33a9a4911d0d"/>
+    <w:bookmarkStart w:id="9" w:name="X5c80ca7e251304f7ca64c5bb04eeaf63e916996"/>
     <w:p>
       <w:pPr>
         <w:pStyle w:val="Heading2"/>
       </w:pPr>
       <w:r>
-        <w:t xml:space="preserve">Technical Runbook | Federal &amp; Regulated Accounts</w:t>
+        <w:t xml:space="preserve">Reference Design | Federal &amp; Regulated Accounts</w:t>
       </w:r>
     </w:p>
     <w:p>
@@ -221,7 +221,7 @@
           <w:b/>
           <w:bCs/>
         </w:rPr>
-        <w:t xml:space="preserve">Questions this runbook helps you answer:</w:t>
+        <w:t xml:space="preserve">Questions this reference design helps you answer:</w:t>
       </w:r>
     </w:p>
     <w:p>
@@ -3253,7 +3253,7 @@
       </w:r>
     </w:p>
     <w:bookmarkEnd w:id="31"/>
-    <w:bookmarkStart w:id="35" w:name="related-frameworks"/>
+    <w:bookmarkStart w:id="36" w:name="related-frameworks"/>
     <w:p>
       <w:pPr>
         <w:pStyle w:val="Heading2"/>
@@ -3264,7 +3264,6 @@
     </w:p>
     <w:p>
       <w:pPr>
-        <w:pStyle w:val="Compact"/>
         <w:numPr>
           <w:ilvl w:val="0"/>
           <w:numId w:val="1022"/>
@@ -3287,7 +3286,6 @@
     </w:p>
     <w:p>
       <w:pPr>
-        <w:pStyle w:val="Compact"/>
         <w:numPr>
           <w:ilvl w:val="0"/>
           <w:numId w:val="1022"/>
@@ -3310,7 +3308,6 @@
     </w:p>
     <w:p>
       <w:pPr>
-        <w:pStyle w:val="Compact"/>
         <w:numPr>
           <w:ilvl w:val="0"/>
           <w:numId w:val="1022"/>
@@ -3332,6 +3329,28 @@
       </w:r>
     </w:p>
     <w:p>
+      <w:pPr>
+        <w:numPr>
+          <w:ilvl w:val="0"/>
+          <w:numId w:val="1022"/>
+        </w:numPr>
+      </w:pPr>
+      <w:hyperlink r:id="rId35">
+        <w:r>
+          <w:rPr>
+            <w:rStyle w:val="Hyperlink"/>
+          </w:rPr>
+          <w:t xml:space="preserve">UK NCSC CAF v3.2</w:t>
+        </w:r>
+      </w:hyperlink>
+      <w:r>
+        <w:t xml:space="preserve"> </w:t>
+      </w:r>
+      <w:r>
+        <w:t xml:space="preserve">— plaintext-protocol deny is the reuse path for CAF B3.</w:t>
+      </w:r>
+    </w:p>
+    <w:p>
       <w:r>
         <w:pict>
           <v:rect style="width:0;height:1.5pt" o:hralign="center" o:hrstd="t" o:hr="t"/>
@@ -3350,8 +3369,8 @@
         <w:t xml:space="preserve">Replace [Customer Name] and bracketed fields before customer delivery.</w:t>
       </w:r>
     </w:p>
-    <w:bookmarkEnd w:id="35"/>
     <w:bookmarkEnd w:id="36"/>
+    <w:bookmarkEnd w:id="37"/>
     <w:sectPr>
       <w:footnotePr>
         <w:numRestart w:val="eachSect"/>
